--- a/module-1/bradley-repository-setup.docx
+++ b/module-1/bradley-repository-setup.docx
@@ -41,16 +41,65 @@
     </w:p>
     <w:p>
       <w:r>
-        <w:t>&lt;here&gt;</w:t>
+        <w:drawing>
+          <wp:inline distT="0" distB="0" distL="0" distR="0" wp14:anchorId="024A258F" wp14:editId="76B90B83">
+            <wp:extent cx="5943600" cy="3088005"/>
+            <wp:effectExtent l="76200" t="76200" r="133350" b="131445"/>
+            <wp:docPr id="1538360443" name="Picture 1"/>
+            <wp:cNvGraphicFramePr>
+              <a:graphicFrameLocks xmlns:a="http://schemas.openxmlformats.org/drawingml/2006/main" noChangeAspect="1"/>
+            </wp:cNvGraphicFramePr>
+            <a:graphic xmlns:a="http://schemas.openxmlformats.org/drawingml/2006/main">
+              <a:graphicData uri="http://schemas.openxmlformats.org/drawingml/2006/picture">
+                <pic:pic xmlns:pic="http://schemas.openxmlformats.org/drawingml/2006/picture">
+                  <pic:nvPicPr>
+                    <pic:cNvPr id="1538360443" name=""/>
+                    <pic:cNvPicPr/>
+                  </pic:nvPicPr>
+                  <pic:blipFill>
+                    <a:blip r:embed="rId7"/>
+                    <a:stretch>
+                      <a:fillRect/>
+                    </a:stretch>
+                  </pic:blipFill>
+                  <pic:spPr>
+                    <a:xfrm>
+                      <a:off x="0" y="0"/>
+                      <a:ext cx="5943600" cy="3088005"/>
+                    </a:xfrm>
+                    <a:prstGeom prst="rect">
+                      <a:avLst/>
+                    </a:prstGeom>
+                    <a:ln w="38100" cap="sq">
+                      <a:solidFill>
+                        <a:srgbClr val="000000"/>
+                      </a:solidFill>
+                      <a:prstDash val="solid"/>
+                      <a:miter lim="800000"/>
+                    </a:ln>
+                    <a:effectLst>
+                      <a:outerShdw blurRad="50800" dist="38100" dir="2700000" algn="tl" rotWithShape="0">
+                        <a:srgbClr val="000000">
+                          <a:alpha val="43000"/>
+                        </a:srgbClr>
+                      </a:outerShdw>
+                    </a:effectLst>
+                  </pic:spPr>
+                </pic:pic>
+              </a:graphicData>
+            </a:graphic>
+          </wp:inline>
+        </w:drawing>
       </w:r>
-    </w:p>
-    <w:p>
       <w:r>
         <w:t>Screenshot2</w:t>
       </w:r>
     </w:p>
     <w:p>
       <w:r>
+        <w:rPr>
+          <w:noProof/>
+        </w:rPr>
         <w:drawing>
           <wp:inline distT="0" distB="0" distL="0" distR="0" wp14:anchorId="409AF5DD" wp14:editId="13D705CA">
             <wp:extent cx="5182323" cy="1886213"/>
@@ -67,7 +116,7 @@
                     <pic:cNvPicPr/>
                   </pic:nvPicPr>
                   <pic:blipFill>
-                    <a:blip r:embed="rId7"/>
+                    <a:blip r:embed="rId8"/>
                     <a:stretch>
                       <a:fillRect/>
                     </a:stretch>
@@ -89,7 +138,7 @@
       </w:r>
     </w:p>
     <w:sectPr>
-      <w:headerReference w:type="first" r:id="rId8"/>
+      <w:headerReference w:type="first" r:id="rId9"/>
       <w:pgSz w:w="12240" w:h="15840"/>
       <w:pgMar w:top="1440" w:right="1440" w:bottom="1440" w:left="1440" w:header="720" w:footer="720" w:gutter="0"/>
       <w:cols w:space="720"/>
@@ -803,6 +852,7 @@
   <w:style w:type="character" w:default="1" w:styleId="DefaultParagraphFont">
     <w:name w:val="Default Paragraph Font"/>
     <w:uiPriority w:val="1"/>
+    <w:semiHidden/>
     <w:unhideWhenUsed/>
   </w:style>
   <w:style w:type="table" w:default="1" w:styleId="TableNormal">
